--- a/docs/copilot/knowledge/Formatos_de_Respuesta_MD.docx
+++ b/docs/copilot/knowledge/Formatos_de_Respuesta_MD.docx
@@ -1542,7 +1542,7 @@
           <w:color w:val="1A1A1A"/>
           <w:sz w:val="17"/>
         </w:rPr>
-        <w:t>⚖️ FUENTE Y PESO: el detalle viene de la vista vw_TendenciaElemento (re-delegada con el compartimiento EXACTO), 1 fila por parámetro con d1..d6 = los 6 valores cronológicos, cada uno con MARCADOR :C/:P (conviértelo a 🟥/🟨 al pintar; informativos con Inf=1 llevan  inf ), más LP, LC, Prom, Sigma, Tendencia. Pinta: |Par.|LP|LC| + las 6 fechas del PASO 1 como encabezado, mapeando d1→1ª fecha … d6→última. POR DEFECTO solo las filas EsRelevante=1 (superan umbral; típico 4-8, NO las 17). La matriz COMPLETA de los 4 grupos (abajo) va SOLO si piden «todos los parámetros / matriz completa». Mantén 1 gráfico ASCII (métrica top) + tabla |Par.|Prom.|σ| (de la vista) + 🔧 recom. (última muestra). ⛔ NO recalcules el estado ni pivotes filas crudas: el marcador :C/:P ya viene hecho, solo conviértelo a chip. NUEVO: trae también Acumulado (Σvida = Σ del ppm del metal en TODAS las muestras no-DDI registradas del componente — proxy de desgaste/exposición acumulada en la vida del componente) y NmAcum (nº de muestras sumadas). Píntala como «Σvida» = «valor (NmAcum)» en el Resumen estadístico. ⚠ Solo tiene sentido para metales de desgaste (Fe, PQ, Cr, Ni, Cu, Pb, Sn, Al); ⛔ omite Σvida para V100/TBN (la suma de viscosidad/TBN no es interpretable).</w:t>
+        <w:t>⚖️ FUENTE Y PESO: el detalle viene de la vista vw_TendenciaElemento (re-delegada con el compartimiento EXACTO), 1 fila por parámetro con d1..d6 = los 6 valores cronológicos, cada uno con MARCADOR :C/:P (conviértelo a 🟥/🟨 al pintar), más LP, LC, Prom, Sigma, Tendencia. Pinta: |Par.|LP|LC| + las 6 fechas del PASO 1 como encabezado, mapeando d1→1ª fecha … d6→última. POR DEFECTO solo las filas EsRelevante=1 (superan umbral; típico 4-8, NO las 17). La matriz COMPLETA de los 4 grupos (abajo) va SOLO si piden «todos los parámetros / matriz completa». Mantén 1 gráfico ASCII (métrica top) + tabla |Par.|Prom.|σ| (de la vista) + 🔧 recom. (última muestra). ⛔ NO recalcules el estado ni pivotes filas crudas: el marcador :C/:P ya viene hecho, solo conviértelo a chip. NUEVO: trae también Acumulado (Σvida = Σ del ppm del metal en TODAS las muestras no-DDI registradas del componente — proxy de desgaste/exposición acumulada en la vida del componente) y NmAcum (nº de muestras sumadas). Píntala como «Σvida» = «valor (NmAcum)» en el Resumen estadístico. ⚠ Solo tiene sentido para metales de desgaste (Fe, PQ, Cr, Ni, Cu, Pb, Sn, Al); ⛔ omite Σvida para V100/TBN (la suma de viscosidad/TBN no es interpretable).</w:t>
       </w:r>
     </w:p>
     <w:p>
@@ -2239,7 +2239,7 @@
           <w:color w:val="1A1A1A"/>
           <w:sz w:val="17"/>
         </w:rPr>
-        <w:t>| Zn | 33.5 | 65.8 | 570.1 (17) inf | picos anómalos 23-May y 08-Jun |</w:t>
+        <w:t>| Zn | 33.5 | 65.8 | 570.1 (17) | picos anómalos 23-May y 08-Jun |</w:t>
       </w:r>
     </w:p>
     <w:p>
@@ -2971,7 +2971,7 @@
           <w:rFonts w:ascii="Consolas" w:hAnsi="Consolas"/>
           <w:sz w:val="17"/>
         </w:rPr>
-        <w:t>Reglas: cada celda = valor con chip pegado (🟥 &gt; LC, 🟨 &gt; LP, 🟩 se deja limpio); «—» si el parámetro NO es relevante para ese componente o no hay dato. Muestra SOLO los params relevantes por componente — MT: Fe,PQ,Cr,Ni,Cu,Pb,Sn,Al,Si,Ca,Zn,K,B,P,Mg,V100,TBN · Hidráulico: Fe,Si,Cu,Al · Rueda Del.: Fe,PQ,Ni,Cu · Motor: Fe,Cu,Al,TBN. Informativos (Ca/Zn/K/Mg) con sufijo «inf». ⛔ NO columnas LP/LC (el chip ya da el estado). Ordena componentes lógicamente (MT LH/RH, Rueda LH/RH, Motor, Hidr.). Componentes sin nombre (NULL) NO van. ⛔ ANTI-CORTE (la tabla completa es muy grande y se corta): POR DEFECTO muestra SOLO las filas de parámetros con ≥1 valor fuera de límite (🟥/🟨) en algún componente, más «Fec./Hor.Comp./CM/Est.Gen.»; OMITE las filas OK en TODOS los componentes y cierra con «(+N parámetros dentro de límite — pide 'todos los metales')». ADEMÁS por COMPONENTES: el SELECT por defecto trae SOLO componentes observados (Estado≠OK) → muestra esas columnas + línea «resto: N comp. en OK»; SOLO «todos/completo» trae TODOS los componentes y parámetros (panel completo). UNA sola tabla (⛔ NO secciones separadas por componente), info compacta, recomendaciones breves. ⛔ COLUMNAS = SOLO los componentes OBSERVADOS que trae el SELECT (típico 1-3); NUNCA los 6 — la tabla de 6 columnas es la que SE CORTA. «X de N» con NumCompObs/NumCompTotal.</w:t>
+        <w:t>Reglas: cada celda = valor con chip pegado (🟥 &gt; LC, 🟨 &gt; LP, 🟩 se deja limpio); «—» si el parámetro NO es relevante para ese componente o no hay dato. Muestra SOLO los params relevantes por componente — MT: Fe,PQ,Cr,Ni,Cu,Pb,Sn,Al,Si,Ca,Zn,K,B,P,Mg,V100,TBN · Hidráulico: Fe,Si,Cu,Al · Rueda Del.: Fe,PQ,Ni,Cu · Motor: Fe,Cu,Al,TBN. Informativos (Ca/Zn/K/Mg) llevan chip pero NO alteran el Estado. ⛔ NO columnas LP/LC (el chip ya da el estado). Ordena componentes lógicamente (MT LH/RH, Rueda LH/RH, Motor, Hidr.). Componentes sin nombre (NULL) NO van. ⛔ ANTI-CORTE (la tabla completa es muy grande y se corta): POR DEFECTO muestra SOLO las filas de parámetros con ≥1 valor fuera de límite (🟥/🟨) en algún componente, más «Fec./Hor.Comp./CM/Est.Gen.»; OMITE las filas OK en TODOS los componentes y cierra con «(+N parámetros dentro de límite — pide 'todos los metales')». ADEMÁS por COMPONENTES: el SELECT por defecto trae SOLO componentes observados (Estado≠OK) → muestra esas columnas + línea «resto: N comp. en OK»; SOLO «todos/completo» trae TODOS los componentes y parámetros (panel completo). UNA sola tabla (⛔ NO secciones separadas por componente), info compacta, recomendaciones breves. ⛔ COLUMNAS = SOLO los componentes OBSERVADOS que trae el SELECT (típico 1-3); NUNCA los 6 — la tabla de 6 columnas es la que SE CORTA. «X de N» con NumCompObs/NumCompTotal.</w:t>
       </w:r>
     </w:p>
     <w:p>
@@ -3211,7 +3211,7 @@
           <w:rFonts w:ascii="Consolas" w:hAnsi="Consolas"/>
           <w:sz w:val="17"/>
         </w:rPr>
-        <w:t>| **Contam. (informativos)** | | |</w:t>
+        <w:t>| **Contam.** | | |</w:t>
       </w:r>
     </w:p>
     <w:p>
@@ -3221,7 +3221,7 @@
           <w:rFonts w:ascii="Consolas" w:hAnsi="Consolas"/>
           <w:sz w:val="17"/>
         </w:rPr>
-        <w:t>| Ca | 15.7 inf | 2 796 🟥 inf |</w:t>
+        <w:t>| Ca | 15.7 | 2 796 🟥 |</w:t>
       </w:r>
     </w:p>
     <w:p>
@@ -3231,7 +3231,7 @@
           <w:rFonts w:ascii="Consolas" w:hAnsi="Consolas"/>
           <w:sz w:val="17"/>
         </w:rPr>
-        <w:t>| Zn | 20.7 inf | 1 290 🟥 inf |</w:t>
+        <w:t>| Zn | 20.7 | 1 290 🟥 |</w:t>
       </w:r>
     </w:p>
     <w:p>
@@ -3241,7 +3241,7 @@
           <w:rFonts w:ascii="Consolas" w:hAnsi="Consolas"/>
           <w:sz w:val="17"/>
         </w:rPr>
-        <w:t>| Mg | — | 18.3 🟥 inf |</w:t>
+        <w:t>| Mg | — | 18.3 🟥 |</w:t>
       </w:r>
     </w:p>
     <w:p>
@@ -3294,7 +3294,7 @@
           <w:rFonts w:ascii="Consolas" w:hAnsi="Consolas"/>
           <w:sz w:val="17"/>
         </w:rPr>
-        <w:t>Fuente: vw_HistorialMuestra (1 fila por MUESTRA, ~2 meses, INCLUYE DDI → marca la fila con CM=DDI). FECHAS en FILAS (más reciente arriba). Cada valor/Met.Obs trae marcador :C/:P → conviértelo a chip 🟥/🟨 (sufijo ' inf'=informativo Ca/Zn/K/Na/Mg), NO recalcules. Columna sin datos se omite. Cierra 📈. Elige la variante según lo que pida el usuario:</w:t>
+        <w:t>Fuente: vw_HistorialMuestra (1 fila por MUESTRA, ~2 meses, INCLUYE DDI → marca la fila con CM=DDI). FECHAS en FILAS (más reciente arriba). Cada valor/Met.Obs trae marcador :C/:P → conviértelo a chip 🟥/🟨, NO recalcules. Columna sin datos se omite. Cierra 📈. Elige la variante según lo que pida el usuario:</w:t>
       </w:r>
     </w:p>
     <w:p>
